--- a/docs/pre-session-announcements.docx
+++ b/docs/pre-session-announcements.docx
@@ -2,90 +2,32 @@
 <file path=word/document.xml><?xml version="1.0" encoding="utf-8"?>
 <w:document xmlns:w="http://schemas.openxmlformats.org/wordprocessingml/2006/main" xmlns:m="http://schemas.openxmlformats.org/officeDocument/2006/math" xmlns:r="http://schemas.openxmlformats.org/officeDocument/2006/relationships" xmlns:o="urn:schemas-microsoft-com:office:office" xmlns:v="urn:schemas-microsoft-com:vml" xmlns:w10="urn:schemas-microsoft-com:office:word" xmlns:a="http://schemas.openxmlformats.org/drawingml/2006/main" xmlns:pic="http://schemas.openxmlformats.org/drawingml/2006/picture" xmlns:wp="http://schemas.openxmlformats.org/drawingml/2006/wordprocessingDrawing">
   <w:body>
-    <w:p>
-      <w:pPr>
-        <w:pStyle w:val="Title"/>
-      </w:pPr>
-      <w:r>
-        <w:t xml:space="preserve">Pre-Session</w:t>
-      </w:r>
-      <w:r>
-        <w:t xml:space="preserve"> </w:t>
-      </w:r>
-      <w:r>
-        <w:t xml:space="preserve">Announcements</w:t>
-      </w:r>
-      <w:r>
-        <w:t xml:space="preserve"> </w:t>
-      </w:r>
-      <w:r>
-        <w:t xml:space="preserve">(copy/paste)</w:t>
-      </w:r>
-    </w:p>
-    <w:p>
-      <w:pPr>
-        <w:pStyle w:val="Subtitle"/>
-      </w:pPr>
-      <w:r>
-        <w:t xml:space="preserve">Azure</w:t>
-      </w:r>
-      <w:r>
-        <w:t xml:space="preserve"> </w:t>
-      </w:r>
-      <w:r>
-        <w:t xml:space="preserve">Files</w:t>
-      </w:r>
-      <w:r>
-        <w:t xml:space="preserve"> </w:t>
-      </w:r>
-      <w:r>
-        <w:t xml:space="preserve">Identity-Based</w:t>
-      </w:r>
-      <w:r>
-        <w:t xml:space="preserve"> </w:t>
-      </w:r>
-      <w:r>
-        <w:t xml:space="preserve">Auth</w:t>
-      </w:r>
-      <w:r>
-        <w:t xml:space="preserve"> </w:t>
-      </w:r>
-      <w:r>
-        <w:t xml:space="preserve">—</w:t>
-      </w:r>
-      <w:r>
-        <w:t xml:space="preserve"> </w:t>
-      </w:r>
-      <w:r>
-        <w:t xml:space="preserve">hands-on</w:t>
-      </w:r>
-      <w:r>
-        <w:t xml:space="preserve"> </w:t>
-      </w:r>
-      <w:r>
-        <w:t xml:space="preserve">lab</w:t>
-      </w:r>
-      <w:r>
-        <w:t xml:space="preserve"> </w:t>
-      </w:r>
-      <w:r>
-        <w:t xml:space="preserve">series</w:t>
-      </w:r>
-    </w:p>
-    <w:p>
-      <w:pPr>
-        <w:pStyle w:val="FirstParagraph"/>
-      </w:pPr>
-      <w:r>
-        <w:t xml:space="preserve">Ready-to-send messages for email, Teams, or Slack. Fill in the bracketed</w:t>
-      </w:r>
-      <w:r>
-        <w:t xml:space="preserve"> </w:t>
-      </w:r>
-      <w:r>
-        <w:t xml:space="preserve">details before sending.</w:t>
-      </w:r>
-    </w:p>
+    <w:sdt>
+      <w:sdtPr>
+        <w:docPartObj>
+          <w:docPartGallery w:val="Table of Contents"/>
+          <w:docPartUnique/>
+        </w:docPartObj>
+      </w:sdtPr>
+      <w:sdtContent>
+        <w:p>
+          <w:pPr>
+            <w:pStyle w:val="TOCHeading"/>
+          </w:pPr>
+          <w:r>
+            <w:t xml:space="preserve">Table of Contents</w:t>
+          </w:r>
+        </w:p>
+        <w:p>
+          <w:r>
+            <w:fldChar w:fldCharType="begin" w:dirty="true"/>
+            <w:instrText xml:space="preserve">TOC \o "1-2" \h \z \u</w:instrText>
+            <w:fldChar w:fldCharType="separate"/>
+            <w:fldChar w:fldCharType="end"/>
+          </w:r>
+        </w:p>
+      </w:sdtContent>
+    </w:sdt>
     <w:p>
       <w:r>
         <w:pict>
@@ -95,13 +37,50 @@
     </w:p>
     <w:p>
       <w:pPr>
+        <w:pStyle w:val="Heading2"/>
+      </w:pPr>
+      <w:bookmarkStart w:id="20" w:name="X841e482b659e3f3966bbd252a0ca42ec45ae8c2"/>
+      <w:r>
+        <w:t xml:space="preserve">title: "Pre-Session Announcements (copy/paste)"</w:t>
+      </w:r>
+      <w:r>
+        <w:t xml:space="preserve"> </w:t>
+      </w:r>
+      <w:r>
+        <w:t xml:space="preserve">subtitle: "Azure Files Identity-Based Auth — hands-on lab series"</w:t>
+      </w:r>
+      <w:bookmarkEnd w:id="20"/>
+    </w:p>
+    <w:p>
+      <w:pPr>
+        <w:pStyle w:val="FirstParagraph"/>
+      </w:pPr>
+      <w:r>
+        <w:t xml:space="preserve">Ready-to-send messages for email, Teams, or Slack. Fill in the bracketed</w:t>
+      </w:r>
+      <w:r>
+        <w:t xml:space="preserve"> </w:t>
+      </w:r>
+      <w:r>
+        <w:t xml:space="preserve">details before sending.</w:t>
+      </w:r>
+    </w:p>
+    <w:p>
+      <w:r>
+        <w:pict>
+          <v:rect style="width:0;height:1.5pt" o:hralign="center" o:hrstd="t" o:hr="t"/>
+        </w:pict>
+      </w:r>
+    </w:p>
+    <w:p>
+      <w:pPr>
         <w:pStyle w:val="Heading1"/>
       </w:pPr>
-      <w:bookmarkStart w:id="20" w:name="before-session-1-send-1-week-ahead"/>
+      <w:bookmarkStart w:id="21" w:name="X63a7b9768ff66ba8d27461e5bd593254d5bacad"/>
       <w:r>
         <w:t xml:space="preserve">1 · Before Session 1 (send ~1 week ahead)</w:t>
       </w:r>
-      <w:bookmarkEnd w:id="20"/>
+      <w:bookmarkEnd w:id="21"/>
     </w:p>
     <w:p>
       <w:pPr>
@@ -127,13 +106,13 @@
         <w:pStyle w:val="BodyText"/>
       </w:pPr>
       <w:r>
-        <w:t xml:space="preserve">Next [DATE] we’re running the first of two hands-on Azure Files identity</w:t>
-      </w:r>
-      <w:r>
-        <w:t xml:space="preserve"> </w:t>
-      </w:r>
-      <w:r>
-        <w:t xml:space="preserve">sessions. You’ll deploy a small lab into</w:t>
+        <w:t xml:space="preserve">Next [DATE] we're running the first of two hands-on Azure Files identity</w:t>
+      </w:r>
+      <w:r>
+        <w:t xml:space="preserve"> </w:t>
+      </w:r>
+      <w:r>
+        <w:t xml:space="preserve">sessions. You'll deploy a small lab into</w:t>
       </w:r>
       <w:r>
         <w:t xml:space="preserve"> </w:t>
@@ -300,7 +279,7 @@
         <w:pStyle w:val="FirstParagraph"/>
       </w:pPr>
       <w:r>
-        <w:t xml:space="preserve">You don’t need the Bicep CLI — the deployment is self-contained.</w:t>
+        <w:t xml:space="preserve">The deployment uses a plain ARM template and is self-contained.</w:t>
       </w:r>
     </w:p>
     <w:p>
@@ -308,7 +287,7 @@
         <w:pStyle w:val="BodyText"/>
       </w:pPr>
       <w:r>
-        <w:t xml:space="preserve">We’ll kick off the deployment together at the start, so nothing to run in</w:t>
+        <w:t xml:space="preserve">We'll kick off the deployment together at the start, so nothing to run in</w:t>
       </w:r>
       <w:r>
         <w:t xml:space="preserve"> </w:t>
@@ -336,11 +315,11 @@
       <w:pPr>
         <w:pStyle w:val="Heading1"/>
       </w:pPr>
-      <w:bookmarkStart w:id="21" w:name="X716a0969cf0fb25f133c05370a58d05c555d4ad"/>
+      <w:bookmarkStart w:id="22" w:name="X7cfb483f5543556d25ab407f9f657389c9b71fd"/>
       <w:r>
         <w:t xml:space="preserve">2 · Before Session 2 (send 2–3 days ahead) — IMPORTANT</w:t>
       </w:r>
-      <w:bookmarkEnd w:id="21"/>
+      <w:bookmarkEnd w:id="22"/>
     </w:p>
     <w:p>
       <w:pPr>
@@ -399,7 +378,7 @@
         <w:t xml:space="preserve"> </w:t>
       </w:r>
       <w:r>
-        <w:t xml:space="preserve">minutes and we won’t have time to wait for it during the session.</w:t>
+        <w:t xml:space="preserve">minutes and we won't have time to wait for it during the session.</w:t>
       </w:r>
     </w:p>
     <w:p>
@@ -421,7 +400,22 @@
         </w:numPr>
       </w:pPr>
       <w:r>
-        <w:t xml:space="preserve">Open PowerShell in your lab kit’s</w:t>
+        <w:t xml:space="preserve">Open</w:t>
+      </w:r>
+      <w:r>
+        <w:t xml:space="preserve"> </w:t>
+      </w:r>
+      <w:r>
+        <w:rPr>
+          <w:b/>
+        </w:rPr>
+        <w:t xml:space="preserve">Azure Cloud Shell</w:t>
+      </w:r>
+      <w:r>
+        <w:t xml:space="preserve"> </w:t>
+      </w:r>
+      <w:r>
+        <w:t xml:space="preserve">(PowerShell) from the portal — the</w:t>
       </w:r>
       <w:r>
         <w:t xml:space="preserve"> </w:t>
@@ -430,13 +424,34 @@
         <w:rPr>
           <w:rStyle w:val="VerbatimChar"/>
         </w:rPr>
-        <w:t xml:space="preserve">session1-adds</w:t>
-      </w:r>
-      <w:r>
-        <w:t xml:space="preserve"> </w:t>
-      </w:r>
-      <w:r>
-        <w:t xml:space="preserve">folder.</w:t>
+        <w:t xml:space="preserve">&gt;_</w:t>
+      </w:r>
+      <w:r>
+        <w:t xml:space="preserve"> </w:t>
+      </w:r>
+      <w:r>
+        <w:t xml:space="preserve">icon.</w:t>
+      </w:r>
+      <w:r>
+        <w:t xml:space="preserve"> </w:t>
+      </w:r>
+      <w:r>
+        <w:t xml:space="preserve">You are already signed in there, so there is no</w:t>
+      </w:r>
+      <w:r>
+        <w:t xml:space="preserve"> </w:t>
+      </w:r>
+      <w:r>
+        <w:rPr>
+          <w:rStyle w:val="VerbatimChar"/>
+        </w:rPr>
+        <w:t xml:space="preserve">Connect-AzAccount</w:t>
+      </w:r>
+      <w:r>
+        <w:t xml:space="preserve"> </w:t>
+      </w:r>
+      <w:r>
+        <w:t xml:space="preserve">step.</w:t>
       </w:r>
     </w:p>
     <w:p>
@@ -462,64 +477,28 @@
         <w:rPr>
           <w:rStyle w:val="FunctionTok"/>
         </w:rPr>
-        <w:t xml:space="preserve">Get-ChildItem</w:t>
+        <w:t xml:space="preserve">cd</w:t>
       </w:r>
       <w:r>
         <w:rPr>
           <w:rStyle w:val="NormalTok"/>
         </w:rPr>
-        <w:t xml:space="preserve"> -Path .\ -Recurse | </w:t>
-      </w:r>
-      <w:r>
-        <w:rPr>
-          <w:rStyle w:val="FunctionTok"/>
-        </w:rPr>
-        <w:t xml:space="preserve">Unblock-File</w:t>
+        <w:t xml:space="preserve"> azfiles-lab/session1-adds     </w:t>
+      </w:r>
+      <w:r>
+        <w:rPr>
+          <w:rStyle w:val="CommentTok"/>
+        </w:rPr>
+        <w:t xml:space="preserve"># or git clone the kit again</w:t>
       </w:r>
       <w:r>
         <w:br/>
       </w:r>
       <w:r>
         <w:rPr>
-          <w:rStyle w:val="FunctionTok"/>
-        </w:rPr>
-        <w:t xml:space="preserve">Set-ExecutionPolicy</w:t>
-      </w:r>
-      <w:r>
-        <w:rPr>
           <w:rStyle w:val="NormalTok"/>
         </w:rPr>
-        <w:t xml:space="preserve"> -Scope </w:t>
-      </w:r>
-      <w:r>
-        <w:rPr>
-          <w:rStyle w:val="KeywordTok"/>
-        </w:rPr>
-        <w:t xml:space="preserve">Process</w:t>
-      </w:r>
-      <w:r>
-        <w:rPr>
-          <w:rStyle w:val="NormalTok"/>
-        </w:rPr>
-        <w:t xml:space="preserve"> -ExecutionPolicy Bypass -Force</w:t>
-      </w:r>
-      <w:r>
-        <w:br/>
-      </w:r>
-      <w:r>
-        <w:rPr>
-          <w:rStyle w:val="NormalTok"/>
-        </w:rPr>
-        <w:t xml:space="preserve">Connect-AzAccount</w:t>
-      </w:r>
-      <w:r>
-        <w:br/>
-      </w:r>
-      <w:r>
-        <w:rPr>
-          <w:rStyle w:val="NormalTok"/>
-        </w:rPr>
-        <w:t xml:space="preserve">.\deploy.</w:t>
+        <w:t xml:space="preserve">./deploy.</w:t>
       </w:r>
       <w:r>
         <w:rPr>
@@ -563,7 +542,7 @@
         <w:t xml:space="preserve"> </w:t>
       </w:r>
       <w:r>
-        <w:t xml:space="preserve">name and the DC/Client IPs (they’ll be different from last time).</w:t>
+        <w:t xml:space="preserve">name and the DC/Client IPs (they'll be different from last time).</w:t>
       </w:r>
     </w:p>
     <w:p>
@@ -645,7 +624,7 @@
         <w:pStyle w:val="FirstParagraph"/>
       </w:pPr>
       <w:r>
-        <w:t xml:space="preserve">If your redeploy fails or you can’t get Global Admin, message me</w:t>
+        <w:t xml:space="preserve">If your redeploy fails or you can't get Global Admin, message me</w:t>
       </w:r>
       <w:r>
         <w:t xml:space="preserve"> </w:t>
@@ -666,7 +645,7 @@
         <w:t xml:space="preserve"> </w:t>
       </w:r>
       <w:r>
-        <w:t xml:space="preserve">session so we can sort it out. Come with the lab already running — we’ll go</w:t>
+        <w:t xml:space="preserve">session so we can sort it out. Come with the lab already running — we'll go</w:t>
       </w:r>
       <w:r>
         <w:t xml:space="preserve"> </w:t>
@@ -694,11 +673,11 @@
       <w:pPr>
         <w:pStyle w:val="Heading1"/>
       </w:pPr>
-      <w:bookmarkStart w:id="22" w:name="Xf91f18103fd6260b35ec85183b03e94acbc5f17"/>
+      <w:bookmarkStart w:id="23" w:name="X42d076ca236296db476de720e25a9a3a9cf8982"/>
       <w:r>
         <w:t xml:space="preserve">3 · After Session 2 (optional cleanup reminder)</w:t>
       </w:r>
-      <w:bookmarkEnd w:id="22"/>
+      <w:bookmarkEnd w:id="23"/>
     </w:p>
     <w:p>
       <w:pPr>
@@ -708,7 +687,7 @@
         <w:rPr>
           <w:b/>
         </w:rPr>
-        <w:t xml:space="preserve">Subject: Don’t forget to tear down your Azure Files lab</w:t>
+        <w:t xml:space="preserve">Subject: Don't forget to tear down your Azure Files lab</w:t>
       </w:r>
     </w:p>
     <w:p>
@@ -753,7 +732,7 @@
         <w:t xml:space="preserve"> </w:t>
       </w:r>
       <w:r>
-        <w:t xml:space="preserve">provisioning agent (the script reminds you). That’s everything.</w:t>
+        <w:t xml:space="preserve">provisioning agent (the script reminds you). That's everything.</w:t>
       </w:r>
     </w:p>
     <w:p>
@@ -1000,7 +979,7 @@
       </w:pPr>
     </w:lvl>
   </w:abstractNum>
-  <w:abstractNum w:abstractNumId="99411">
+  <w:abstractNum w:abstractNumId="99211">
     <w:nsid w:val="71315dca"/>
     <w:multiLevelType w:val="multilevel"/>
     <w:lvl w:ilvl="0">
@@ -1017,7 +996,7 @@
     </w:lvl>
     <w:lvl w:ilvl="1">
       <w:start w:val="1"/>
-      <w:numFmt w:val="decimal"/>
+      <w:numFmt w:val="lowerLetter"/>
       <w:lvlText w:val="%2."/>
       <w:lvlJc w:val="left"/>
       <w:pPr>
@@ -1029,7 +1008,7 @@
     </w:lvl>
     <w:lvl w:ilvl="2">
       <w:start w:val="1"/>
-      <w:numFmt w:val="decimal"/>
+      <w:numFmt w:val="lowerRoman"/>
       <w:lvlText w:val="%3."/>
       <w:lvlJc w:val="left"/>
       <w:pPr>
@@ -1053,7 +1032,7 @@
     </w:lvl>
     <w:lvl w:ilvl="4">
       <w:start w:val="1"/>
-      <w:numFmt w:val="decimal"/>
+      <w:numFmt w:val="lowerLetter"/>
       <w:lvlText w:val="%5."/>
       <w:lvlJc w:val="left"/>
       <w:pPr>
@@ -1065,7 +1044,7 @@
     </w:lvl>
     <w:lvl w:ilvl="5">
       <w:start w:val="1"/>
-      <w:numFmt w:val="decimal"/>
+      <w:numFmt w:val="lowerRoman"/>
       <w:lvlText w:val="%6."/>
       <w:lvlJc w:val="left"/>
       <w:pPr>
@@ -1089,7 +1068,7 @@
     </w:lvl>
     <w:lvl w:ilvl="7">
       <w:start w:val="1"/>
-      <w:numFmt w:val="decimal"/>
+      <w:numFmt w:val="lowerLetter"/>
       <w:lvlText w:val="%8."/>
       <w:lvlJc w:val="left"/>
       <w:pPr>
@@ -1101,7 +1080,7 @@
     </w:lvl>
     <w:lvl w:ilvl="8">
       <w:start w:val="1"/>
-      <w:numFmt w:val="decimal"/>
+      <w:numFmt w:val="lowerRoman"/>
       <w:lvlText w:val="%9."/>
       <w:lvlJc w:val="left"/>
       <w:pPr>
@@ -1119,7 +1098,7 @@
     <w:abstractNumId w:val="991"/>
   </w:num>
   <w:num w:numId="1002">
-    <w:abstractNumId w:val="99411"/>
+    <w:abstractNumId w:val="99211"/>
     <w:lvlOverride w:ilvl="0">
       <w:startOverride w:val="1"/>
     </w:lvlOverride>
@@ -1162,7 +1141,7 @@
         <w:rFonts w:asciiTheme="minorHAnsi" w:eastAsiaTheme="minorHAnsi" w:hAnsiTheme="minorHAnsi" w:cstheme="minorBidi"/>
         <w:sz w:val="24"/>
         <w:szCs w:val="24"/>
-        <w:lang w:val="en" w:eastAsia="en-US" w:bidi="ar-SA"/>
+        <w:lang w:val="en-US" w:eastAsia="en-US" w:bidi="ar-SA"/>
       </w:rPr>
     </w:rPrDefault>
     <w:pPrDefault>

--- a/docs/pre-session-announcements.docx
+++ b/docs/pre-session-announcements.docx
@@ -2,32 +2,90 @@
 <file path=word/document.xml><?xml version="1.0" encoding="utf-8"?>
 <w:document xmlns:w="http://schemas.openxmlformats.org/wordprocessingml/2006/main" xmlns:m="http://schemas.openxmlformats.org/officeDocument/2006/math" xmlns:r="http://schemas.openxmlformats.org/officeDocument/2006/relationships" xmlns:o="urn:schemas-microsoft-com:office:office" xmlns:v="urn:schemas-microsoft-com:vml" xmlns:w10="urn:schemas-microsoft-com:office:word" xmlns:a="http://schemas.openxmlformats.org/drawingml/2006/main" xmlns:pic="http://schemas.openxmlformats.org/drawingml/2006/picture" xmlns:wp="http://schemas.openxmlformats.org/drawingml/2006/wordprocessingDrawing">
   <w:body>
-    <w:sdt>
-      <w:sdtPr>
-        <w:docPartObj>
-          <w:docPartGallery w:val="Table of Contents"/>
-          <w:docPartUnique/>
-        </w:docPartObj>
-      </w:sdtPr>
-      <w:sdtContent>
-        <w:p>
-          <w:pPr>
-            <w:pStyle w:val="TOCHeading"/>
-          </w:pPr>
-          <w:r>
-            <w:t xml:space="preserve">Table of Contents</w:t>
-          </w:r>
-        </w:p>
-        <w:p>
-          <w:r>
-            <w:fldChar w:fldCharType="begin" w:dirty="true"/>
-            <w:instrText xml:space="preserve">TOC \o "1-2" \h \z \u</w:instrText>
-            <w:fldChar w:fldCharType="separate"/>
-            <w:fldChar w:fldCharType="end"/>
-          </w:r>
-        </w:p>
-      </w:sdtContent>
-    </w:sdt>
+    <w:p>
+      <w:pPr>
+        <w:pStyle w:val="Title"/>
+      </w:pPr>
+      <w:r>
+        <w:t xml:space="preserve">Pre-Session</w:t>
+      </w:r>
+      <w:r>
+        <w:t xml:space="preserve"> </w:t>
+      </w:r>
+      <w:r>
+        <w:t xml:space="preserve">Announcements</w:t>
+      </w:r>
+      <w:r>
+        <w:t xml:space="preserve"> </w:t>
+      </w:r>
+      <w:r>
+        <w:t xml:space="preserve">(copy/paste)</w:t>
+      </w:r>
+    </w:p>
+    <w:p>
+      <w:pPr>
+        <w:pStyle w:val="Subtitle"/>
+      </w:pPr>
+      <w:r>
+        <w:t xml:space="preserve">Azure</w:t>
+      </w:r>
+      <w:r>
+        <w:t xml:space="preserve"> </w:t>
+      </w:r>
+      <w:r>
+        <w:t xml:space="preserve">Files</w:t>
+      </w:r>
+      <w:r>
+        <w:t xml:space="preserve"> </w:t>
+      </w:r>
+      <w:r>
+        <w:t xml:space="preserve">Identity-Based</w:t>
+      </w:r>
+      <w:r>
+        <w:t xml:space="preserve"> </w:t>
+      </w:r>
+      <w:r>
+        <w:t xml:space="preserve">Auth</w:t>
+      </w:r>
+      <w:r>
+        <w:t xml:space="preserve"> </w:t>
+      </w:r>
+      <w:r>
+        <w:t xml:space="preserve">—</w:t>
+      </w:r>
+      <w:r>
+        <w:t xml:space="preserve"> </w:t>
+      </w:r>
+      <w:r>
+        <w:t xml:space="preserve">hands-on</w:t>
+      </w:r>
+      <w:r>
+        <w:t xml:space="preserve"> </w:t>
+      </w:r>
+      <w:r>
+        <w:t xml:space="preserve">lab</w:t>
+      </w:r>
+      <w:r>
+        <w:t xml:space="preserve"> </w:t>
+      </w:r>
+      <w:r>
+        <w:t xml:space="preserve">series</w:t>
+      </w:r>
+    </w:p>
+    <w:p>
+      <w:pPr>
+        <w:pStyle w:val="FirstParagraph"/>
+      </w:pPr>
+      <w:r>
+        <w:t xml:space="preserve">Ready-to-send messages for email, Teams, or Slack. Fill in the bracketed</w:t>
+      </w:r>
+      <w:r>
+        <w:t xml:space="preserve"> </w:t>
+      </w:r>
+      <w:r>
+        <w:t xml:space="preserve">details before sending.</w:t>
+      </w:r>
+    </w:p>
     <w:p>
       <w:r>
         <w:pict>
@@ -37,17 +95,11 @@
     </w:p>
     <w:p>
       <w:pPr>
-        <w:pStyle w:val="Heading2"/>
-      </w:pPr>
-      <w:bookmarkStart w:id="20" w:name="X841e482b659e3f3966bbd252a0ca42ec45ae8c2"/>
-      <w:r>
-        <w:t xml:space="preserve">title: "Pre-Session Announcements (copy/paste)"</w:t>
-      </w:r>
-      <w:r>
-        <w:t xml:space="preserve"> </w:t>
-      </w:r>
-      <w:r>
-        <w:t xml:space="preserve">subtitle: "Azure Files Identity-Based Auth — hands-on lab series"</w:t>
+        <w:pStyle w:val="Heading1"/>
+      </w:pPr>
+      <w:bookmarkStart w:id="20" w:name="before-session-1-send-1-week-ahead"/>
+      <w:r>
+        <w:t xml:space="preserve">1 · Before Session 1 (send ~1 week ahead)</w:t>
       </w:r>
       <w:bookmarkEnd w:id="20"/>
     </w:p>
@@ -56,37 +108,6 @@
         <w:pStyle w:val="FirstParagraph"/>
       </w:pPr>
       <w:r>
-        <w:t xml:space="preserve">Ready-to-send messages for email, Teams, or Slack. Fill in the bracketed</w:t>
-      </w:r>
-      <w:r>
-        <w:t xml:space="preserve"> </w:t>
-      </w:r>
-      <w:r>
-        <w:t xml:space="preserve">details before sending.</w:t>
-      </w:r>
-    </w:p>
-    <w:p>
-      <w:r>
-        <w:pict>
-          <v:rect style="width:0;height:1.5pt" o:hralign="center" o:hrstd="t" o:hr="t"/>
-        </w:pict>
-      </w:r>
-    </w:p>
-    <w:p>
-      <w:pPr>
-        <w:pStyle w:val="Heading1"/>
-      </w:pPr>
-      <w:bookmarkStart w:id="21" w:name="X63a7b9768ff66ba8d27461e5bd593254d5bacad"/>
-      <w:r>
-        <w:t xml:space="preserve">1 · Before Session 1 (send ~1 week ahead)</w:t>
-      </w:r>
-      <w:bookmarkEnd w:id="21"/>
-    </w:p>
-    <w:p>
-      <w:pPr>
-        <w:pStyle w:val="FirstParagraph"/>
-      </w:pPr>
-      <w:r>
         <w:rPr>
           <w:b/>
         </w:rPr>
@@ -106,13 +127,13 @@
         <w:pStyle w:val="BodyText"/>
       </w:pPr>
       <w:r>
-        <w:t xml:space="preserve">Next [DATE] we're running the first of two hands-on Azure Files identity</w:t>
-      </w:r>
-      <w:r>
-        <w:t xml:space="preserve"> </w:t>
-      </w:r>
-      <w:r>
-        <w:t xml:space="preserve">sessions. You'll deploy a small lab into</w:t>
+        <w:t xml:space="preserve">Next [DATE] we’re running the first of two hands-on Azure Files identity</w:t>
+      </w:r>
+      <w:r>
+        <w:t xml:space="preserve"> </w:t>
+      </w:r>
+      <w:r>
+        <w:t xml:space="preserve">sessions. You’ll deploy a small lab into</w:t>
       </w:r>
       <w:r>
         <w:t xml:space="preserve"> </w:t>
@@ -287,7 +308,7 @@
         <w:pStyle w:val="BodyText"/>
       </w:pPr>
       <w:r>
-        <w:t xml:space="preserve">We'll kick off the deployment together at the start, so nothing to run in</w:t>
+        <w:t xml:space="preserve">We’ll kick off the deployment together at the start, so nothing to run in</w:t>
       </w:r>
       <w:r>
         <w:t xml:space="preserve"> </w:t>
@@ -315,11 +336,11 @@
       <w:pPr>
         <w:pStyle w:val="Heading1"/>
       </w:pPr>
-      <w:bookmarkStart w:id="22" w:name="X7cfb483f5543556d25ab407f9f657389c9b71fd"/>
+      <w:bookmarkStart w:id="21" w:name="X716a0969cf0fb25f133c05370a58d05c555d4ad"/>
       <w:r>
         <w:t xml:space="preserve">2 · Before Session 2 (send 2–3 days ahead) — IMPORTANT</w:t>
       </w:r>
-      <w:bookmarkEnd w:id="22"/>
+      <w:bookmarkEnd w:id="21"/>
     </w:p>
     <w:p>
       <w:pPr>
@@ -378,7 +399,7 @@
         <w:t xml:space="preserve"> </w:t>
       </w:r>
       <w:r>
-        <w:t xml:space="preserve">minutes and we won't have time to wait for it during the session.</w:t>
+        <w:t xml:space="preserve">minutes and we won’t have time to wait for it during the session.</w:t>
       </w:r>
     </w:p>
     <w:p>
@@ -542,7 +563,7 @@
         <w:t xml:space="preserve"> </w:t>
       </w:r>
       <w:r>
-        <w:t xml:space="preserve">name and the DC/Client IPs (they'll be different from last time).</w:t>
+        <w:t xml:space="preserve">name and the DC/Client IPs (they’ll be different from last time).</w:t>
       </w:r>
     </w:p>
     <w:p>
@@ -624,7 +645,7 @@
         <w:pStyle w:val="FirstParagraph"/>
       </w:pPr>
       <w:r>
-        <w:t xml:space="preserve">If your redeploy fails or you can't get Global Admin, message me</w:t>
+        <w:t xml:space="preserve">If your redeploy fails or you can’t get Global Admin, message me</w:t>
       </w:r>
       <w:r>
         <w:t xml:space="preserve"> </w:t>
@@ -645,7 +666,7 @@
         <w:t xml:space="preserve"> </w:t>
       </w:r>
       <w:r>
-        <w:t xml:space="preserve">session so we can sort it out. Come with the lab already running — we'll go</w:t>
+        <w:t xml:space="preserve">session so we can sort it out. Come with the lab already running — we’ll go</w:t>
       </w:r>
       <w:r>
         <w:t xml:space="preserve"> </w:t>
@@ -673,11 +694,11 @@
       <w:pPr>
         <w:pStyle w:val="Heading1"/>
       </w:pPr>
-      <w:bookmarkStart w:id="23" w:name="X42d076ca236296db476de720e25a9a3a9cf8982"/>
+      <w:bookmarkStart w:id="22" w:name="Xf91f18103fd6260b35ec85183b03e94acbc5f17"/>
       <w:r>
         <w:t xml:space="preserve">3 · After Session 2 (optional cleanup reminder)</w:t>
       </w:r>
-      <w:bookmarkEnd w:id="23"/>
+      <w:bookmarkEnd w:id="22"/>
     </w:p>
     <w:p>
       <w:pPr>
@@ -687,7 +708,7 @@
         <w:rPr>
           <w:b/>
         </w:rPr>
-        <w:t xml:space="preserve">Subject: Don't forget to tear down your Azure Files lab</w:t>
+        <w:t xml:space="preserve">Subject: Don’t forget to tear down your Azure Files lab</w:t>
       </w:r>
     </w:p>
     <w:p>
@@ -732,7 +753,7 @@
         <w:t xml:space="preserve"> </w:t>
       </w:r>
       <w:r>
-        <w:t xml:space="preserve">provisioning agent (the script reminds you). That's everything.</w:t>
+        <w:t xml:space="preserve">provisioning agent (the script reminds you). That’s everything.</w:t>
       </w:r>
     </w:p>
     <w:p>
@@ -979,7 +1000,7 @@
       </w:pPr>
     </w:lvl>
   </w:abstractNum>
-  <w:abstractNum w:abstractNumId="99211">
+  <w:abstractNum w:abstractNumId="99411">
     <w:nsid w:val="71315dca"/>
     <w:multiLevelType w:val="multilevel"/>
     <w:lvl w:ilvl="0">
@@ -996,7 +1017,7 @@
     </w:lvl>
     <w:lvl w:ilvl="1">
       <w:start w:val="1"/>
-      <w:numFmt w:val="lowerLetter"/>
+      <w:numFmt w:val="decimal"/>
       <w:lvlText w:val="%2."/>
       <w:lvlJc w:val="left"/>
       <w:pPr>
@@ -1008,7 +1029,7 @@
     </w:lvl>
     <w:lvl w:ilvl="2">
       <w:start w:val="1"/>
-      <w:numFmt w:val="lowerRoman"/>
+      <w:numFmt w:val="decimal"/>
       <w:lvlText w:val="%3."/>
       <w:lvlJc w:val="left"/>
       <w:pPr>
@@ -1032,7 +1053,7 @@
     </w:lvl>
     <w:lvl w:ilvl="4">
       <w:start w:val="1"/>
-      <w:numFmt w:val="lowerLetter"/>
+      <w:numFmt w:val="decimal"/>
       <w:lvlText w:val="%5."/>
       <w:lvlJc w:val="left"/>
       <w:pPr>
@@ -1044,7 +1065,7 @@
     </w:lvl>
     <w:lvl w:ilvl="5">
       <w:start w:val="1"/>
-      <w:numFmt w:val="lowerRoman"/>
+      <w:numFmt w:val="decimal"/>
       <w:lvlText w:val="%6."/>
       <w:lvlJc w:val="left"/>
       <w:pPr>
@@ -1068,7 +1089,7 @@
     </w:lvl>
     <w:lvl w:ilvl="7">
       <w:start w:val="1"/>
-      <w:numFmt w:val="lowerLetter"/>
+      <w:numFmt w:val="decimal"/>
       <w:lvlText w:val="%8."/>
       <w:lvlJc w:val="left"/>
       <w:pPr>
@@ -1080,7 +1101,7 @@
     </w:lvl>
     <w:lvl w:ilvl="8">
       <w:start w:val="1"/>
-      <w:numFmt w:val="lowerRoman"/>
+      <w:numFmt w:val="decimal"/>
       <w:lvlText w:val="%9."/>
       <w:lvlJc w:val="left"/>
       <w:pPr>
@@ -1098,7 +1119,7 @@
     <w:abstractNumId w:val="991"/>
   </w:num>
   <w:num w:numId="1002">
-    <w:abstractNumId w:val="99211"/>
+    <w:abstractNumId w:val="99411"/>
     <w:lvlOverride w:ilvl="0">
       <w:startOverride w:val="1"/>
     </w:lvlOverride>
